--- a/Documentación/SICMA_Estado_de_Avance.docx
+++ b/Documentación/SICMA_Estado_de_Avance.docx
@@ -135,7 +135,7 @@
           <w:sz w:val="21"/>
           <w:szCs w:val="21"/>
         </w:rPr>
-        <w:t xml:space="preserve">Informe de seguimiento N.º 01 · Corte documental: 07/09/2026</w:t>
+        <w:t>Informe de seguimiento N.º 02 · Corte: 05/10/2026</w:t>
       </w:r>
     </w:p>
     <w:p>
@@ -296,16 +296,7 @@
           <w:sz w:val="22"/>
           <w:szCs w:val="22"/>
         </w:rPr>
-        <w:t xml:space="preserve">Versión: </w:t>
-      </w:r>
-      <w:r>
-        <w:rPr>
-          <w:rFonts w:ascii="Calibri" w:hAnsi="Calibri" w:cs="Calibri"/>
-          <w:color w:val="202020"/>
-          <w:sz w:val="22"/>
-          <w:szCs w:val="22"/>
-        </w:rPr>
-        <w:t xml:space="preserve">1.0</w:t>
+        <w:t>Versión: 1.1</w:t>
       </w:r>
     </w:p>
     <w:p>
@@ -320,16 +311,7 @@
           <w:sz w:val="22"/>
           <w:szCs w:val="22"/>
         </w:rPr>
-        <w:t xml:space="preserve">Fecha de entrega: </w:t>
-      </w:r>
-      <w:r>
-        <w:rPr>
-          <w:rFonts w:ascii="Calibri" w:hAnsi="Calibri" w:cs="Calibri"/>
-          <w:color w:val="202020"/>
-          <w:sz w:val="22"/>
-          <w:szCs w:val="22"/>
-        </w:rPr>
-        <w:t xml:space="preserve">septiembre de 2026</w:t>
+        <w:t>Actualización: 5 de octubre de 2026</w:t>
       </w:r>
     </w:p>
     <w:p>
@@ -358,7 +340,7 @@
           <w:sz w:val="20"/>
           <w:szCs w:val="20"/>
         </w:rPr>
-        <w:t xml:space="preserve">Este informe consolida la información y los archivos disponibles durante la preparación de las evidencias. No constituye una verificación del repositorio GitHub ni una certificación de pruebas ejecutadas. El corte identifica esta revisión documental, no una reunión del equipo.</w:t>
+        <w:t>Este corte revisa los documentos de GitHub y la organización del Kanban. No certifica ejecución del código ni pruebas físicas. La revisión documental no es una reunión ni una aprobación del equipo.</w:t>
       </w:r>
     </w:p>
     <w:p>
@@ -375,17 +357,107 @@
       </w:r>
     </w:p>
     <w:p>
+      <w:pPr>
+        <w:keepNext w:val="0"/>
+        <w:pageBreakBefore w:val="0"/>
+        <w:tabs>
+          <w:tab w:pos="8928" w:val="right" w:leader="dot"/>
+        </w:tabs>
+        <w:spacing w:after="100"/>
+      </w:pPr>
       <w:r>
         <w:fldChar w:fldCharType="begin"/>
       </w:r>
       <w:r>
-        <w:instrText xml:space="preserve"> TOC \o "1-3" \h \z \u </w:instrText>
+        <w:instrText> TOC \o "1-1" \h \z \u </w:instrText>
       </w:r>
       <w:r>
         <w:fldChar w:fldCharType="separate"/>
       </w:r>
       <w:r>
-        <w:t>Actualiza este campo en Word para generar el índice.</w:t>
+        <w:rPr>
+          <w:b w:val="0"/>
+          <w:sz w:val="20"/>
+        </w:rPr>
+        <w:t>1. Resumen del avance</w:t>
+        <w:tab/>
+        <w:t>3</w:t>
+      </w:r>
+    </w:p>
+    <w:p>
+      <w:pPr>
+        <w:keepNext w:val="0"/>
+        <w:pageBreakBefore w:val="0"/>
+        <w:tabs>
+          <w:tab w:pos="8928" w:val="right" w:leader="dot"/>
+        </w:tabs>
+        <w:spacing w:after="100"/>
+      </w:pPr>
+      <w:r>
+        <w:rPr>
+          <w:b w:val="0"/>
+          <w:sz w:val="20"/>
+        </w:rPr>
+        <w:t>2. Entregables documentales al corte</w:t>
+        <w:tab/>
+        <w:t>4</w:t>
+      </w:r>
+    </w:p>
+    <w:p>
+      <w:pPr>
+        <w:keepNext w:val="0"/>
+        <w:pageBreakBefore w:val="0"/>
+        <w:tabs>
+          <w:tab w:pos="8928" w:val="right" w:leader="dot"/>
+        </w:tabs>
+        <w:spacing w:after="100"/>
+      </w:pPr>
+      <w:r>
+        <w:rPr>
+          <w:b w:val="0"/>
+          <w:sz w:val="20"/>
+        </w:rPr>
+        <w:t>3. Seguimiento de las actividades del plan</w:t>
+        <w:tab/>
+        <w:t>5</w:t>
+      </w:r>
+    </w:p>
+    <w:p>
+      <w:pPr>
+        <w:keepNext w:val="0"/>
+        <w:pageBreakBefore w:val="0"/>
+        <w:tabs>
+          <w:tab w:pos="8928" w:val="right" w:leader="dot"/>
+        </w:tabs>
+        <w:spacing w:after="100"/>
+      </w:pPr>
+      <w:r>
+        <w:rPr>
+          <w:b w:val="0"/>
+          <w:sz w:val="20"/>
+        </w:rPr>
+        <w:t>4. Observaciones y acciones de seguimiento</w:t>
+        <w:tab/>
+        <w:t>6</w:t>
+      </w:r>
+    </w:p>
+    <w:p>
+      <w:pPr>
+        <w:keepNext w:val="0"/>
+        <w:pageBreakBefore w:val="0"/>
+        <w:tabs>
+          <w:tab w:pos="8928" w:val="right" w:leader="dot"/>
+        </w:tabs>
+        <w:spacing w:after="100"/>
+      </w:pPr>
+      <w:r>
+        <w:rPr>
+          <w:b w:val="0"/>
+          <w:sz w:val="20"/>
+        </w:rPr>
+        <w:t>5. Evidencias y actualización del informe</w:t>
+        <w:tab/>
+        <w:t>7</w:t>
       </w:r>
       <w:r>
         <w:fldChar w:fldCharType="end"/>
@@ -406,17 +478,17 @@
     </w:p>
     <w:p>
       <w:r>
-        <w:t>SICMA cuenta con una definición de proyecto que el equipo dio por finalizada, versiones de los seis documentos de diseño solicitados y documentos de gestión de stakeholders y planificación. También se preparó un formato de actas para registrar reuniones reales. El trabajo informado se concentra en la definición, el diseño y la preparación de evidencias de Fase 1.</w:t>
+        <w:t>Se actualizan planificación, capacidad y documentos de diseño conforme a las instrucciones de SICMA. La dedicación confirmada es de 15 horas semanales por integrante: 3 personas × 15 h × 18 semanas = 810 horas-persona (270 por persona). El Kanban agrupa 36 tareas y 720 horas estimadas, con 90 horas de reserva dentro del mismo semestre; no son horas ejecutadas.</w:t>
       </w:r>
     </w:p>
     <w:p>
       <w:r>
-        <w:t>Permanece pendiente la revisión conjunta de consistencia y aceptación de los documentos de diseño y gestión. El informe 1.4 continúa en revisión por un compañero, según la última información del equipo. Las actas requieren fechas, participantes y acuerdos reales; su formato disponible no acredita reuniones realizadas.</w:t>
+        <w:t>Las versiones actualizadas requieren revisión conjunta. No se modifican firmas, actas ni reflexiones individuales para atribuir acuerdos o experiencias.</w:t>
       </w:r>
     </w:p>
     <w:p>
       <w:r>
-        <w:t>No se dispone en esta revisión de código ejecutado, aplicación instalable, base de datos implementada, resultados de pruebas, tablero actualizado ni evidencias de integración física. Por ello, el desarrollo, las integraciones y la validación se reportan como no verificados, sin concluir que no hayan comenzado.</w:t>
+        <w:t>El Kanban consolidado contiene 36 tarjetas y 720 h: 34 Por hacer (686 h), una En desarrollo (#6, 14 h), ninguna En revisión/pruebas y una Completada (#31, 20 h). Se archivaron 58 tarjetas: 43 agrupadas y 15 retiradas del alcance. Son estados y estimaciones del tablero; no sustituyen validación técnica ni registro de horas.</w:t>
       </w:r>
     </w:p>
     <w:p>
@@ -608,7 +680,7 @@
                 <w:szCs w:val="18"/>
                 <w:color w:val="202020"/>
               </w:rPr>
-              <w:t>Finalizado por el equipo</w:t>
+              <w:t>Actualizado</w:t>
             </w:r>
           </w:p>
         </w:tc>
@@ -629,7 +701,7 @@
                 <w:szCs w:val="18"/>
                 <w:color w:val="202020"/>
               </w:rPr>
-              <w:t>Conservar; registrar precisiones posteriores durante la revisión de consistencia.</w:t>
+              <w:t>Revisar alcance, capacidad y Gantt de 18 semanas.</w:t>
             </w:r>
           </w:p>
         </w:tc>
@@ -678,7 +750,7 @@
                 <w:szCs w:val="18"/>
                 <w:color w:val="202020"/>
               </w:rPr>
-              <w:t>En revisión por compañero</w:t>
+              <w:t>Actualizado; revisión pendiente</w:t>
             </w:r>
           </w:p>
         </w:tc>
@@ -700,7 +772,7 @@
                 <w:szCs w:val="18"/>
                 <w:color w:val="202020"/>
               </w:rPr>
-              <w:t>Recibir versión final antes de consolidar la entrega.</w:t>
+              <w:t>Revisar versión coherente con 1.5 y plan.</w:t>
             </w:r>
           </w:p>
         </w:tc>
@@ -1256,7 +1328,7 @@
                 <w:szCs w:val="18"/>
                 <w:color w:val="202020"/>
               </w:rPr>
-              <w:t>Confirmar capacidad semanal y calendario real.</w:t>
+              <w:t>Capacidad confirmada; falta calendario oficial y carga semanal.</w:t>
             </w:r>
           </w:p>
         </w:tc>
@@ -1351,7 +1423,7 @@
                 <w:szCs w:val="18"/>
                 <w:color w:val="202020"/>
               </w:rPr>
-              <w:t>Estado de avance 01</w:t>
+              <w:t>Estado de avance 02</w:t>
             </w:r>
           </w:p>
         </w:tc>
@@ -1442,7 +1514,7 @@
                 <w:szCs w:val="18"/>
                 <w:color w:val="202020"/>
               </w:rPr>
-              <w:t>Pendiente</w:t>
+              <w:t>Formato disponible</w:t>
             </w:r>
           </w:p>
         </w:tc>
@@ -1463,7 +1535,7 @@
                 <w:szCs w:val="18"/>
                 <w:color w:val="202020"/>
               </w:rPr>
-              <w:t>Preparar registro; consignar hechos solo si ocurrieron.</w:t>
+              <w:t>Registrar solo conflictos reales.</w:t>
             </w:r>
           </w:p>
         </w:tc>
@@ -1490,7 +1562,7 @@
                 <w:szCs w:val="18"/>
                 <w:color w:val="202020"/>
               </w:rPr>
-              <w:t>Presentación Proyecto.pptx</w:t>
+              <w:t>Presentación HTML / PPTX</w:t>
             </w:r>
           </w:p>
         </w:tc>
@@ -1512,7 +1584,7 @@
                 <w:szCs w:val="18"/>
                 <w:color w:val="202020"/>
               </w:rPr>
-              <w:t>Pendiente para el final</w:t>
+              <w:t>HTML actualizado; PPTX vacío</w:t>
             </w:r>
           </w:p>
         </w:tc>
@@ -1534,7 +1606,7 @@
                 <w:szCs w:val="18"/>
                 <w:color w:val="202020"/>
               </w:rPr>
-              <w:t>Preparar tras consolidar los contenidos.</w:t>
+              <w:t>Preparar la presentación final en #79; el .pptx actual no es utilizable.</w:t>
             </w:r>
           </w:p>
         </w:tc>
@@ -1722,7 +1794,7 @@
                 <w:szCs w:val="18"/>
                 <w:color w:val="202020"/>
               </w:rPr>
-              <w:t>Avance documental; falta tablero y revisión consolidada.</w:t>
+              <w:t>Plan y tablero consolidados; revisión conjunta pendiente.</w:t>
             </w:r>
           </w:p>
         </w:tc>
@@ -1749,9 +1821,9 @@
                 <w:szCs w:val="18"/>
                 <w:color w:val="202020"/>
               </w:rPr>
-              <w:t>A2 Arquitectura y datos</w:t>
+              <w:t>A2 Arquitectura, datos y clúster</w:t>
               <w:br/>
-              <w:t>S2–S5</w:t>
+              <w:t>S2–S15</w:t>
             </w:r>
           </w:p>
         </w:tc>
@@ -1823,7 +1895,7 @@
               </w:rPr>
               <w:t>A3 Prototipos</w:t>
               <w:br/>
-              <w:t>S3–S5</w:t>
+              <w:t>S2–S5</w:t>
             </w:r>
           </w:p>
         </w:tc>
@@ -1892,9 +1964,9 @@
                 <w:szCs w:val="18"/>
                 <w:color w:val="202020"/>
               </w:rPr>
-              <w:t>A4 Web y móvil</w:t>
+              <w:t>A4 Web, API y móvil</w:t>
               <w:br/>
-              <w:t>S5–S13</w:t>
+              <w:t>S4–S16</w:t>
             </w:r>
           </w:p>
         </w:tc>
@@ -1966,7 +2038,7 @@
               </w:rPr>
               <w:t>A5 Monitoreo e integraciones</w:t>
               <w:br/>
-              <w:t>S8–S14</w:t>
+              <w:t>S3–S16</w:t>
             </w:r>
           </w:p>
         </w:tc>
@@ -2035,9 +2107,9 @@
                 <w:szCs w:val="18"/>
                 <w:color w:val="202020"/>
               </w:rPr>
-              <w:t>A6 Seguridad</w:t>
+              <w:t>A6 Seguridad y despliegue</w:t>
               <w:br/>
-              <w:t>S8–S15</w:t>
+              <w:t>S2–S17</w:t>
             </w:r>
           </w:p>
         </w:tc>
@@ -2109,7 +2181,7 @@
               </w:rPr>
               <w:t>A7 Pruebas y calidad</w:t>
               <w:br/>
-              <w:t>S6–S17</w:t>
+              <w:t>S3–S18</w:t>
             </w:r>
           </w:p>
         </w:tc>
@@ -2232,7 +2304,7 @@
     </w:tbl>
     <w:p>
       <w:r>
-        <w:t>Las semanas se reproducen del plan y no indican fechas reales de ejecución. Tampoco se atribuyen horas realizadas a un integrante a partir de la existencia de un documento. Para actualizar estos estados se necesita evidencia de tareas, resultados y revisión.</w:t>
+        <w:t>Los periodos son relativos y sincronizados con 1.5. Las 18 semanas son relativas: Fase 1 S1–S4, Fase 2 S5–S15 y Fase 3 S16–S18. Falta la fecha oficial de inicio; no se afirma cumplimiento de plazos ni se inventan fechas académicas.</w:t>
       </w:r>
     </w:p>
     <w:p>
@@ -2394,7 +2466,7 @@
                 <w:szCs w:val="18"/>
                 <w:color w:val="202020"/>
               </w:rPr>
-              <w:t>Unificar móvil de consulta, auditoría, QR, alertas y ventanas con las decisiones de diseño.</w:t>
+              <w:t>Sincronizar alcance, capacidad, referencias y diagramas; revisar los cambios del presente corte.</w:t>
             </w:r>
           </w:p>
         </w:tc>
@@ -2442,7 +2514,7 @@
                 <w:szCs w:val="18"/>
                 <w:color w:val="202020"/>
               </w:rPr>
-              <w:t>OBS-02 · Capacidad sin confirmar</w:t>
+              <w:t>OBS-02 · Capacidad confirmada</w:t>
             </w:r>
           </w:p>
         </w:tc>
@@ -2464,7 +2536,7 @@
                 <w:szCs w:val="18"/>
                 <w:color w:val="202020"/>
               </w:rPr>
-              <w:t>Aclarar si las 15 horas semanales son totales o por integrante; revisar estimaciones del plan.</w:t>
+              <w:t>15 h semanales por persona; 810 h brutas, 720 estimadas y 90 de reserva. Distribuir por semana y registrar horas reales.</w:t>
             </w:r>
           </w:p>
         </w:tc>
@@ -2811,7 +2883,7 @@
                 <w:szCs w:val="18"/>
                 <w:color w:val="202020"/>
               </w:rPr>
-              <w:t>Recibir 1.4 revisado, preparar registro de conflictos y posteriormente la presentación.</w:t>
+              <w:t>Revisar documentos actualizados; completar actas y conflictos solo con hechos; revisar presentación antes de la entrega final.</w:t>
             </w:r>
           </w:p>
         </w:tc>
@@ -2840,7 +2912,7 @@
     </w:tbl>
     <w:p>
       <w:r>
-        <w:t>Estas acciones se proponen a partir de los pendientes identificados. No son compromisos aprobados en una reunión. Sus responsables y plazos se concretarán en el tablero o en un acta; se recomienda revisarlas antes de consolidar la entrega de Fase 1.</w:t>
+        <w:t>Las acciones siguientes distinguen decisiones confirmadas de revisiones pendientes. Cada cierre requiere evidencia, no solo un documento o una tarjeta marcada.</w:t>
       </w:r>
     </w:p>
     <w:p>
@@ -2863,7 +2935,7 @@
     </w:p>
     <w:p>
       <w:r>
-        <w:t>Los siguientes archivos sustentan el avance documental. Los nombres permiten identificarlos; debe añadirse la ruta o referencia a la versión de GitHub cuando el equipo confirme su publicación.</w:t>
+        <w:t>Las rutas vigentes se encuentran en Documentación/README.md y en el repositorio AlvaroGonbri/Capstone. Los antecedentes históricos se conservan identificados.</w:t>
       </w:r>
     </w:p>
     <w:tbl>
@@ -2984,7 +3056,7 @@
                 <w:szCs w:val="18"/>
                 <w:color w:val="202020"/>
               </w:rPr>
-              <w:t>1.5_GuiaEstudiante_Fase1_SICMA_CartaGantt.docx</w:t>
+              <w:t>Fase1/Evidencias Grupales/1.5_GuiaEstudiante_Fase 1_Definicion Proyecto APT.docx</w:t>
             </w:r>
           </w:p>
         </w:tc>
@@ -3033,17 +3105,7 @@
                 <w:szCs w:val="18"/>
                 <w:color w:val="202020"/>
               </w:rPr>
-              <w:t>Documento_Requerimientos_SICMA_IEEE830.docx</w:t>
-              <w:br/>
-              <w:t>Documento_Casos_de_Uso_SICMA.docx</w:t>
-              <w:br/>
-              <w:t>Documento_Diagrama_de_Clases_SICMA.docx</w:t>
-              <w:br/>
-              <w:t>Documento_Diagramas_de_Actividad_SICMA.docx</w:t>
-              <w:br/>
-              <w:t>Documento_Modelo_Base_de_Datos_SICMA.docx</w:t>
-              <w:br/>
-              <w:t>Documento_Mockups_SICMA.docx</w:t>
+              <w:t>Documentación/README.md: índice de los seis diseños vigentes y sus antecedentes.</w:t>
             </w:r>
           </w:p>
         </w:tc>
@@ -3090,11 +3152,11 @@
                 <w:szCs w:val="18"/>
                 <w:color w:val="202020"/>
               </w:rPr>
-              <w:t>Documento_Stakeholders_SICMA.docx</w:t>
+              <w:t>Documentación/SICMA_Plan_del_Proyecto.docx</w:t>
               <w:br/>
-              <w:t>Plan_Proyecto_SICMA.docx</w:t>
+              <w:t>Documentación/SICMA_Gestion_de_Stakeholders.docx</w:t>
               <w:br/>
-              <w:t>Formato_Actas_Reunion_SICMA.docx</w:t>
+              <w:t>Documentación/SICMA_Formato_Acta_de_Reunion.docx</w:t>
             </w:r>
           </w:p>
         </w:tc>
@@ -3115,7 +3177,7 @@
     </w:p>
     <w:p>
       <w:r>
-        <w:t>No se calcula un porcentaje global en este corte: faltan tareas descompuestas, esfuerzo vigente y aceptación comprobada. Cuando existan, usar el criterio del plan: esfuerzo estimado de tareas aceptadas dividido por esfuerzo total vigente, dejando constancia de cambios de estimación. La implementación debe evaluarse con resultados funcionales y técnicos.</w:t>
+        <w:t>No se calcula avance funcional global: existe una estimación de 720 h, pero no se ha auditado la aceptación técnica de los entregables. La tarjeta #31 completada conserva 20 h estimadas; no se presentan como horas reales.</w:t>
       </w:r>
     </w:p>
     <w:p>
@@ -3242,7 +3304,7 @@
         <w:szCs w:val="16"/>
         <w:color w:val="808080"/>
       </w:rPr>
-      <w:t xml:space="preserve">SICMA · Estado de Avance N.º 01 · Duoc UC</w:t>
+      <w:t>SICMA · Estado de Avance N.º 02 · Duoc UC</w:t>
     </w:r>
   </w:p>
 </w:hdr>
